--- a/複評文件!!!!!!/第一章.docx
+++ b/複評文件!!!!!!/第一章.docx
@@ -153,7 +153,7 @@
           <w:sz w:val="28"/>
           <w:szCs w:val="28"/>
         </w:rPr>
-        <w:t>已成為臺灣民眾生活的重要入口，滲透率高達</w:t>
+        <w:t>已成為臺灣民眾日常生活的重要通訊工具，滲透率高達</w:t>
       </w:r>
       <w:r>
         <w:rPr>
@@ -169,31 +169,7 @@
           <w:sz w:val="28"/>
           <w:szCs w:val="28"/>
         </w:rPr>
-        <w:t>，</w:t>
-      </w:r>
-      <w:r>
-        <w:rPr>
-          <w:rFonts w:ascii="Times New Roman" w:eastAsia="標楷體" w:hAnsi="Times New Roman"/>
-          <w:sz w:val="28"/>
-          <w:szCs w:val="28"/>
-        </w:rPr>
-        <w:t>由於</w:t>
-      </w:r>
-      <w:r>
-        <w:rPr>
-          <w:rFonts w:ascii="Times New Roman" w:eastAsia="標楷體" w:hAnsi="Times New Roman"/>
-          <w:sz w:val="28"/>
-          <w:szCs w:val="28"/>
-        </w:rPr>
-        <w:t xml:space="preserve"> LINE </w:t>
-      </w:r>
-      <w:r>
-        <w:rPr>
-          <w:rFonts w:ascii="Times New Roman" w:eastAsia="標楷體" w:hAnsi="Times New Roman"/>
-          <w:sz w:val="28"/>
-          <w:szCs w:val="28"/>
-        </w:rPr>
-        <w:t>已成為民眾日常生活的重要通訊工具，因此以</w:t>
+        <w:t>，因此以</w:t>
       </w:r>
       <w:r>
         <w:rPr>
@@ -229,7 +205,31 @@
           <w:sz w:val="28"/>
           <w:szCs w:val="28"/>
         </w:rPr>
-        <w:t>此外，目前多數孕婦仍然依賴政府或醫療機構提供的紙本孕婦健康手冊做為主要紀錄工具。雖然紙本具備基本紀錄與參考功能，但在即時查詢、跨裝置存取、數據分析與長期保存方面皆有所限制，難以滿足現在使用者對於效率與便利性的需求。</w:t>
+        <w:t>此外，目前多數孕婦仍然依賴政府或醫療機構提供的紙本孕婦健康手冊</w:t>
+      </w:r>
+      <w:r>
+        <w:rPr>
+          <w:rFonts w:ascii="Times New Roman" w:eastAsia="標楷體" w:hAnsi="Times New Roman"/>
+          <w:sz w:val="28"/>
+          <w:szCs w:val="28"/>
+        </w:rPr>
+        <w:t>作為</w:t>
+      </w:r>
+      <w:r>
+        <w:rPr>
+          <w:rFonts w:ascii="Times New Roman" w:eastAsia="標楷體" w:hAnsi="Times New Roman" w:hint="eastAsia"/>
+          <w:sz w:val="28"/>
+          <w:szCs w:val="28"/>
+        </w:rPr>
+        <w:t>主要紀錄工具。雖然紙本具備基本紀錄與參考功能，但在即時查詢、跨裝置存取、數據分析與長期保存方面皆有所限制，難以滿足現在使用者對於效率與便利性的需求。</w:t>
+      </w:r>
+      <w:r>
+        <w:rPr>
+          <w:rFonts w:ascii="Times New Roman" w:eastAsia="標楷體" w:hAnsi="Times New Roman"/>
+          <w:sz w:val="28"/>
+          <w:szCs w:val="28"/>
+        </w:rPr>
+        <w:br w:type="page"/>
       </w:r>
     </w:p>
     <w:p>
@@ -258,6 +258,7 @@
           <w:sz w:val="32"/>
           <w:szCs w:val="36"/>
         </w:rPr>
+        <w:lastRenderedPageBreak/>
         <w:t>動機</w:t>
       </w:r>
       <w:bookmarkEnd w:id="1"/>
@@ -278,16 +279,7 @@
           <w:sz w:val="28"/>
           <w:szCs w:val="28"/>
         </w:rPr>
-        <w:t>基於上述的問題與觀察，我們透過問卷進行市場調查來當作我們</w:t>
-      </w:r>
-      <w:r>
-        <w:rPr>
-          <w:rFonts w:ascii="Times New Roman" w:eastAsia="標楷體" w:hAnsi="Times New Roman" w:hint="eastAsia"/>
-          <w:sz w:val="28"/>
-          <w:szCs w:val="28"/>
-        </w:rPr>
-        <w:lastRenderedPageBreak/>
-        <w:t>的驗證資訊。</w:t>
+        <w:t>基於上述的問題與觀察，我們透過問卷進行市場調查來當作我們的驗證資訊。</w:t>
       </w:r>
       <w:r>
         <w:rPr>
@@ -311,15 +303,47 @@
           <w:sz w:val="28"/>
           <w:szCs w:val="28"/>
         </w:rPr>
-        <w:t>份有效問卷，調查內容包含懷孕期間及嬰幼兒出生後使用相關應用程式的習慣、吸引使用的原因，以及使用過程中遇到的困擾。</w:t>
-      </w:r>
-      <w:r>
-        <w:rPr>
-          <w:rFonts w:ascii="Times New Roman" w:eastAsia="標楷體" w:hAnsi="Times New Roman"/>
-          <w:sz w:val="28"/>
-          <w:szCs w:val="28"/>
-        </w:rPr>
-        <w:t>根據調查結果顯示，多數受訪者於孕期間下載兩個以上相關應用程式，且普遍希望能有一個整合式平台，避免資料分散與重複操作。因此，本研究決定以「整合孕期至嬰幼兒成長紀錄」為核心方向，作為系統開發的主要目標。</w:t>
+        <w:t>份有效問卷，調查內容包含懷</w:t>
+      </w:r>
+      <w:r>
+        <w:rPr>
+          <w:rFonts w:ascii="Times New Roman" w:eastAsia="標楷體" w:hAnsi="Times New Roman"/>
+          <w:sz w:val="28"/>
+          <w:szCs w:val="28"/>
+        </w:rPr>
+        <w:t>懷孕期間</w:t>
+      </w:r>
+      <w:r>
+        <w:rPr>
+          <w:rFonts w:ascii="Times New Roman" w:eastAsia="標楷體" w:hAnsi="Times New Roman"/>
+          <w:sz w:val="28"/>
+          <w:szCs w:val="28"/>
+        </w:rPr>
+        <w:t>及嬰幼兒出生後使用相關應用程式的習慣、吸引使用的原因，以及使用過程中遇到的困擾。</w:t>
+      </w:r>
+      <w:r>
+        <w:rPr>
+          <w:rFonts w:ascii="Times New Roman" w:eastAsia="標楷體" w:hAnsi="Times New Roman"/>
+          <w:sz w:val="28"/>
+          <w:szCs w:val="28"/>
+        </w:rPr>
+        <w:t>根據調查結果顯示，多數受訪者於</w:t>
+      </w:r>
+      <w:r>
+        <w:rPr>
+          <w:rFonts w:ascii="Times New Roman" w:eastAsia="標楷體" w:hAnsi="Times New Roman"/>
+          <w:sz w:val="28"/>
+          <w:szCs w:val="28"/>
+        </w:rPr>
+        <w:t>懷孕期間</w:t>
+      </w:r>
+      <w:r>
+        <w:rPr>
+          <w:rFonts w:ascii="Times New Roman" w:eastAsia="標楷體" w:hAnsi="Times New Roman"/>
+          <w:sz w:val="28"/>
+          <w:szCs w:val="28"/>
+        </w:rPr>
+        <w:t>下載兩個以上相關應用程式，且普遍希望能有一個整合式平台，避免資料分散與重複操作。因此，本研究決定以「整合孕期至嬰幼兒成長紀錄」為核心方向，作為系統開發的主要目標。</w:t>
       </w:r>
     </w:p>
     <w:p>
@@ -336,9 +360,9 @@
           <w:noProof/>
         </w:rPr>
         <w:drawing>
-          <wp:inline distT="0" distB="0" distL="0" distR="0" wp14:anchorId="018AF2C3" wp14:editId="4A8FD843">
-            <wp:extent cx="6379535" cy="2683982"/>
-            <wp:effectExtent l="0" t="0" r="2540" b="2540"/>
+          <wp:inline distT="0" distB="0" distL="0" distR="0" wp14:anchorId="018AF2C3" wp14:editId="1DD43DD4">
+            <wp:extent cx="5341257" cy="2793583"/>
+            <wp:effectExtent l="0" t="0" r="0" b="6985"/>
             <wp:docPr id="1381932246" name="圖片 1" descr="表單回覆圖表。題目：在懷孕或育兒期間，您手機裡大約下載了幾個相關的 APP？&#10;。回覆數：116 則回應。"/>
             <wp:cNvGraphicFramePr>
               <a:graphicFrameLocks xmlns:a="http://schemas.openxmlformats.org/drawingml/2006/main" noChangeAspect="1"/>
@@ -352,8 +376,132 @@
                       <a:picLocks noChangeAspect="1" noChangeArrowheads="1"/>
                     </pic:cNvPicPr>
                   </pic:nvPicPr>
+                  <pic:blipFill rotWithShape="1">
+                    <a:blip r:embed="rId7" cstate="print">
+                      <a:extLst>
+                        <a:ext uri="{28A0092B-C50C-407E-A947-70E740481C1C}">
+                          <a14:useLocalDpi xmlns:a14="http://schemas.microsoft.com/office/drawing/2010/main" val="0"/>
+                        </a:ext>
+                      </a:extLst>
+                    </a:blip>
+                    <a:srcRect r="19560"/>
+                    <a:stretch>
+                      <a:fillRect/>
+                    </a:stretch>
+                  </pic:blipFill>
+                  <pic:spPr bwMode="auto">
+                    <a:xfrm>
+                      <a:off x="0" y="0"/>
+                      <a:ext cx="5393330" cy="2820818"/>
+                    </a:xfrm>
+                    <a:prstGeom prst="rect">
+                      <a:avLst/>
+                    </a:prstGeom>
+                    <a:noFill/>
+                    <a:ln>
+                      <a:noFill/>
+                    </a:ln>
+                    <a:extLst>
+                      <a:ext uri="{53640926-AAD7-44D8-BBD7-CCE9431645EC}">
+                        <a14:shadowObscured xmlns:a14="http://schemas.microsoft.com/office/drawing/2010/main"/>
+                      </a:ext>
+                    </a:extLst>
+                  </pic:spPr>
+                </pic:pic>
+              </a:graphicData>
+            </a:graphic>
+          </wp:inline>
+        </w:drawing>
+      </w:r>
+    </w:p>
+    <w:p>
+      <w:pPr>
+        <w:pStyle w:val="ae"/>
+        <w:jc w:val="center"/>
+        <w:rPr>
+          <w:rFonts w:ascii="Times New Roman" w:eastAsia="標楷體" w:hAnsi="Times New Roman"/>
+        </w:rPr>
+      </w:pPr>
+      <w:bookmarkStart w:id="2" w:name="_Toc230955093"/>
+      <w:bookmarkStart w:id="3" w:name="_Toc231231100"/>
+      <w:r>
+        <w:rPr>
+          <w:rFonts w:ascii="Times New Roman" w:eastAsia="標楷體" w:hAnsi="Times New Roman" w:hint="eastAsia"/>
+          <w:sz w:val="28"/>
+        </w:rPr>
+        <w:t>圖</w:t>
+      </w:r>
+      <w:r>
+        <w:rPr>
+          <w:rFonts w:ascii="Times New Roman" w:eastAsia="標楷體" w:hAnsi="Times New Roman"/>
+          <w:sz w:val="28"/>
+        </w:rPr>
+        <w:t>1</w:t>
+      </w:r>
+      <w:r>
+        <w:rPr>
+          <w:rFonts w:ascii="Times New Roman" w:eastAsia="標楷體" w:hAnsi="Times New Roman" w:hint="eastAsia"/>
+          <w:sz w:val="28"/>
+        </w:rPr>
+        <w:t xml:space="preserve">-2-1 </w:t>
+      </w:r>
+      <w:r>
+        <w:rPr>
+          <w:rFonts w:ascii="Times New Roman" w:eastAsia="標楷體" w:hAnsi="Times New Roman" w:hint="eastAsia"/>
+          <w:sz w:val="28"/>
+        </w:rPr>
+        <w:t>調查使用者</w:t>
+      </w:r>
+      <w:r>
+        <w:rPr>
+          <w:rFonts w:ascii="Times New Roman" w:eastAsia="標楷體" w:hAnsi="Times New Roman" w:hint="eastAsia"/>
+          <w:sz w:val="28"/>
+        </w:rPr>
+        <w:t>懷孕期間</w:t>
+      </w:r>
+      <w:r>
+        <w:rPr>
+          <w:rFonts w:ascii="Times New Roman" w:eastAsia="標楷體" w:hAnsi="Times New Roman" w:hint="eastAsia"/>
+          <w:sz w:val="28"/>
+        </w:rPr>
+        <w:t>下載應用程式數量</w:t>
+      </w:r>
+      <w:bookmarkEnd w:id="2"/>
+      <w:bookmarkEnd w:id="3"/>
+    </w:p>
+    <w:p>
+      <w:pPr>
+        <w:rPr>
+          <w:rFonts w:ascii="Times New Roman" w:eastAsia="標楷體" w:hAnsi="Times New Roman"/>
+          <w:sz w:val="28"/>
+          <w:szCs w:val="28"/>
+        </w:rPr>
+      </w:pPr>
+      <w:r>
+        <w:rPr>
+          <w:rFonts w:ascii="Times New Roman" w:eastAsia="標楷體" w:hAnsi="Times New Roman"/>
+          <w:noProof/>
+        </w:rPr>
+        <w:lastRenderedPageBreak/>
+        <w:drawing>
+          <wp:inline distT="0" distB="0" distL="0" distR="0" wp14:anchorId="0B686FBD" wp14:editId="6CA5554F">
+            <wp:extent cx="5231312" cy="2658208"/>
+            <wp:effectExtent l="0" t="0" r="7620" b="8890"/>
+            <wp:docPr id="388065522" name="圖片 2" descr="表單回覆圖表。題目：孕中/孕後紀錄&#10;同一個 LINE 帳號，能從「懷孕週記」一路到「寶寶成長紀錄」，不用下載新 App資料不中斷。。回覆數：116 則回應。"/>
+            <wp:cNvGraphicFramePr>
+              <a:graphicFrameLocks xmlns:a="http://schemas.openxmlformats.org/drawingml/2006/main" noChangeAspect="1"/>
+            </wp:cNvGraphicFramePr>
+            <a:graphic xmlns:a="http://schemas.openxmlformats.org/drawingml/2006/main">
+              <a:graphicData uri="http://schemas.openxmlformats.org/drawingml/2006/picture">
+                <pic:pic xmlns:pic="http://schemas.openxmlformats.org/drawingml/2006/picture">
+                  <pic:nvPicPr>
+                    <pic:cNvPr id="0" name="Picture 3" descr="表單回覆圖表。題目：孕中/孕後紀錄&#10;同一個 LINE 帳號，能從「懷孕週記」一路到「寶寶成長紀錄」，不用下載新 App資料不中斷。。回覆數：116 則回應。"/>
+                    <pic:cNvPicPr>
+                      <a:picLocks noChangeAspect="1" noChangeArrowheads="1"/>
+                    </pic:cNvPicPr>
+                  </pic:nvPicPr>
                   <pic:blipFill>
-                    <a:blip r:embed="rId5" cstate="print">
+                    <a:blip r:embed="rId8" cstate="print">
                       <a:extLst>
                         <a:ext uri="{28A0092B-C50C-407E-A947-70E740481C1C}">
                           <a14:useLocalDpi xmlns:a14="http://schemas.microsoft.com/office/drawing/2010/main" val="0"/>
@@ -368,7 +516,7 @@
                   <pic:spPr bwMode="auto">
                     <a:xfrm>
                       <a:off x="0" y="0"/>
-                      <a:ext cx="6440095" cy="2709460"/>
+                      <a:ext cx="5247047" cy="2666203"/>
                     </a:xfrm>
                     <a:prstGeom prst="rect">
                       <a:avLst/>
@@ -391,10 +539,10 @@
         <w:jc w:val="center"/>
         <w:rPr>
           <w:rFonts w:ascii="Times New Roman" w:eastAsia="標楷體" w:hAnsi="Times New Roman"/>
-        </w:rPr>
-      </w:pPr>
-      <w:bookmarkStart w:id="2" w:name="_Toc230955093"/>
-      <w:bookmarkStart w:id="3" w:name="_Toc231231100"/>
+          <w:sz w:val="28"/>
+        </w:rPr>
+      </w:pPr>
+      <w:bookmarkStart w:id="4" w:name="_Toc231231101"/>
       <w:r>
         <w:rPr>
           <w:rFonts w:ascii="Times New Roman" w:eastAsia="標楷體" w:hAnsi="Times New Roman" w:hint="eastAsia"/>
@@ -407,111 +555,6 @@
           <w:rFonts w:ascii="Times New Roman" w:eastAsia="標楷體" w:hAnsi="Times New Roman"/>
           <w:sz w:val="28"/>
         </w:rPr>
-        <w:t>1</w:t>
-      </w:r>
-      <w:r>
-        <w:rPr>
-          <w:rFonts w:ascii="Times New Roman" w:eastAsia="標楷體" w:hAnsi="Times New Roman" w:hint="eastAsia"/>
-          <w:sz w:val="28"/>
-        </w:rPr>
-        <w:t xml:space="preserve">-2-1 </w:t>
-      </w:r>
-      <w:r>
-        <w:rPr>
-          <w:rFonts w:ascii="Times New Roman" w:eastAsia="標楷體" w:hAnsi="Times New Roman" w:hint="eastAsia"/>
-          <w:sz w:val="28"/>
-        </w:rPr>
-        <w:t>調查使用者孕期間下載應用程式數量</w:t>
-      </w:r>
-      <w:bookmarkEnd w:id="2"/>
-      <w:bookmarkEnd w:id="3"/>
-    </w:p>
-    <w:p>
-      <w:pPr>
-        <w:rPr>
-          <w:rFonts w:ascii="Times New Roman" w:eastAsia="標楷體" w:hAnsi="Times New Roman"/>
-          <w:sz w:val="28"/>
-          <w:szCs w:val="28"/>
-        </w:rPr>
-      </w:pPr>
-      <w:r>
-        <w:rPr>
-          <w:rFonts w:ascii="Times New Roman" w:eastAsia="標楷體" w:hAnsi="Times New Roman"/>
-          <w:noProof/>
-        </w:rPr>
-        <w:lastRenderedPageBreak/>
-        <w:drawing>
-          <wp:inline distT="0" distB="0" distL="0" distR="0" wp14:anchorId="0B686FBD" wp14:editId="40936C18">
-            <wp:extent cx="6479540" cy="3292475"/>
-            <wp:effectExtent l="0" t="0" r="0" b="3175"/>
-            <wp:docPr id="388065522" name="圖片 2" descr="表單回覆圖表。題目：孕中/孕後紀錄&#10;同一個 LINE 帳號，能從「懷孕週記」一路到「寶寶成長紀錄」，不用下載新 App資料不中斷。。回覆數：116 則回應。"/>
-            <wp:cNvGraphicFramePr>
-              <a:graphicFrameLocks xmlns:a="http://schemas.openxmlformats.org/drawingml/2006/main" noChangeAspect="1"/>
-            </wp:cNvGraphicFramePr>
-            <a:graphic xmlns:a="http://schemas.openxmlformats.org/drawingml/2006/main">
-              <a:graphicData uri="http://schemas.openxmlformats.org/drawingml/2006/picture">
-                <pic:pic xmlns:pic="http://schemas.openxmlformats.org/drawingml/2006/picture">
-                  <pic:nvPicPr>
-                    <pic:cNvPr id="0" name="Picture 3" descr="表單回覆圖表。題目：孕中/孕後紀錄&#10;同一個 LINE 帳號，能從「懷孕週記」一路到「寶寶成長紀錄」，不用下載新 App資料不中斷。。回覆數：116 則回應。"/>
-                    <pic:cNvPicPr>
-                      <a:picLocks noChangeAspect="1" noChangeArrowheads="1"/>
-                    </pic:cNvPicPr>
-                  </pic:nvPicPr>
-                  <pic:blipFill>
-                    <a:blip r:embed="rId6" cstate="print">
-                      <a:extLst>
-                        <a:ext uri="{28A0092B-C50C-407E-A947-70E740481C1C}">
-                          <a14:useLocalDpi xmlns:a14="http://schemas.microsoft.com/office/drawing/2010/main" val="0"/>
-                        </a:ext>
-                      </a:extLst>
-                    </a:blip>
-                    <a:srcRect/>
-                    <a:stretch>
-                      <a:fillRect/>
-                    </a:stretch>
-                  </pic:blipFill>
-                  <pic:spPr bwMode="auto">
-                    <a:xfrm>
-                      <a:off x="0" y="0"/>
-                      <a:ext cx="6479540" cy="3292475"/>
-                    </a:xfrm>
-                    <a:prstGeom prst="rect">
-                      <a:avLst/>
-                    </a:prstGeom>
-                    <a:noFill/>
-                    <a:ln>
-                      <a:noFill/>
-                    </a:ln>
-                  </pic:spPr>
-                </pic:pic>
-              </a:graphicData>
-            </a:graphic>
-          </wp:inline>
-        </w:drawing>
-      </w:r>
-    </w:p>
-    <w:p>
-      <w:pPr>
-        <w:pStyle w:val="ae"/>
-        <w:jc w:val="center"/>
-        <w:rPr>
-          <w:rFonts w:ascii="Times New Roman" w:eastAsia="標楷體" w:hAnsi="Times New Roman"/>
-          <w:sz w:val="28"/>
-        </w:rPr>
-      </w:pPr>
-      <w:bookmarkStart w:id="4" w:name="_Toc231231101"/>
-      <w:r>
-        <w:rPr>
-          <w:rFonts w:ascii="Times New Roman" w:eastAsia="標楷體" w:hAnsi="Times New Roman" w:hint="eastAsia"/>
-          <w:sz w:val="28"/>
-        </w:rPr>
-        <w:t>圖</w:t>
-      </w:r>
-      <w:r>
-        <w:rPr>
-          <w:rFonts w:ascii="Times New Roman" w:eastAsia="標楷體" w:hAnsi="Times New Roman"/>
-          <w:sz w:val="28"/>
-        </w:rPr>
         <w:t>1-</w:t>
       </w:r>
       <w:r>
@@ -523,35 +566,26 @@
       </w:r>
       <w:r>
         <w:rPr>
-          <w:rFonts w:ascii="Times New Roman" w:eastAsia="標楷體" w:hAnsi="Times New Roman" w:hint="eastAsia"/>
-          <w:sz w:val="28"/>
-        </w:rPr>
-        <w:t>調查使用者對於一站式平台調查的使用意願程度（五：高分）</w:t>
+          <w:rFonts w:ascii="Times New Roman" w:eastAsia="標楷體" w:hAnsi="Times New Roman"/>
+          <w:sz w:val="28"/>
+        </w:rPr>
+        <w:t>調查使用者對於一站式平台的使用意願程度</w:t>
+      </w:r>
+      <w:r>
+        <w:rPr>
+          <w:rFonts w:ascii="Times New Roman" w:eastAsia="標楷體" w:hAnsi="Times New Roman" w:hint="eastAsia"/>
+          <w:sz w:val="28"/>
+        </w:rPr>
+        <w:t>（五：高分）</w:t>
       </w:r>
       <w:bookmarkEnd w:id="4"/>
     </w:p>
     <w:p>
       <w:pPr>
-        <w:pStyle w:val="ae"/>
-        <w:jc w:val="center"/>
-        <w:rPr>
-          <w:rFonts w:ascii="Times New Roman" w:eastAsia="標楷體" w:hAnsi="Times New Roman"/>
-          <w:sz w:val="28"/>
-        </w:rPr>
-      </w:pPr>
-    </w:p>
-    <w:p>
-      <w:pPr>
-        <w:rPr>
-          <w:rFonts w:ascii="Times New Roman" w:eastAsia="標楷體" w:hAnsi="Times New Roman"/>
-        </w:rPr>
-      </w:pPr>
-      <w:r>
-        <w:rPr>
-          <w:rFonts w:ascii="Times New Roman" w:eastAsia="標楷體" w:hAnsi="Times New Roman"/>
-        </w:rPr>
-        <w:br w:type="page"/>
-      </w:r>
+        <w:rPr>
+          <w:rFonts w:ascii="Times New Roman" w:eastAsia="標楷體" w:hAnsi="Times New Roman"/>
+        </w:rPr>
+      </w:pPr>
     </w:p>
     <w:p>
       <w:pPr>
@@ -578,7 +612,6 @@
           <w:sz w:val="32"/>
           <w:szCs w:val="36"/>
         </w:rPr>
-        <w:lastRenderedPageBreak/>
         <w:t>系統目的與目標</w:t>
       </w:r>
       <w:bookmarkEnd w:id="5"/>
@@ -684,7 +717,23 @@
           <w:sz w:val="28"/>
           <w:szCs w:val="28"/>
         </w:rPr>
-        <w:t>一站式整合平台：本系統將整合孕期間到嬰幼兒的所有紀錄功能，使用者可以直接在平台上作紀錄，無須下載多個應用程式</w:t>
+        <w:t>一站式整合平台：本系統將整合</w:t>
+      </w:r>
+      <w:r>
+        <w:rPr>
+          <w:rFonts w:ascii="Times New Roman" w:eastAsia="標楷體" w:hAnsi="Times New Roman" w:hint="eastAsia"/>
+          <w:sz w:val="28"/>
+          <w:szCs w:val="28"/>
+        </w:rPr>
+        <w:t>懷孕期間</w:t>
+      </w:r>
+      <w:r>
+        <w:rPr>
+          <w:rFonts w:ascii="Times New Roman" w:eastAsia="標楷體" w:hAnsi="Times New Roman" w:hint="eastAsia"/>
+          <w:sz w:val="28"/>
+          <w:szCs w:val="28"/>
+        </w:rPr>
+        <w:t>到嬰幼兒的所有紀錄功能，使用者可以直接在平台上作紀錄，無須下載多個應用程式</w:t>
       </w:r>
       <w:r>
         <w:rPr>
@@ -739,6 +788,14 @@
       </w:r>
       <w:r>
         <w:rPr>
+          <w:rFonts w:ascii="Times New Roman" w:eastAsia="標楷體" w:hAnsi="Times New Roman" w:hint="eastAsia"/>
+          <w:sz w:val="28"/>
+          <w:szCs w:val="28"/>
+        </w:rPr>
+        <w:t xml:space="preserve"> </w:t>
+      </w:r>
+      <w:r>
+        <w:rPr>
           <w:rFonts w:ascii="Times New Roman" w:eastAsia="標楷體" w:hAnsi="Times New Roman"/>
           <w:sz w:val="28"/>
           <w:szCs w:val="28"/>
@@ -751,7 +808,48 @@
           <w:sz w:val="28"/>
           <w:szCs w:val="28"/>
         </w:rPr>
-        <w:t>：針對新手父母在孕期中常見的疑問，平台提供即時問答功能，不僅可以補充孕期知識，並且針對知識不足的地方做出貼心地提醒，降低因為資訊不足的不安全感。</w:t>
+        <w:t>：針對新手父母在孕期中常見的疑問，平台提供</w:t>
+      </w:r>
+      <w:r>
+        <w:rPr>
+          <w:rFonts w:ascii="Times New Roman" w:eastAsia="標楷體" w:hAnsi="Times New Roman" w:hint="eastAsia"/>
+          <w:sz w:val="28"/>
+          <w:szCs w:val="28"/>
+        </w:rPr>
+        <w:lastRenderedPageBreak/>
+        <w:t>即時問答功能，不僅可以補充孕期知識，並且針對知識不足的地方做出貼心</w:t>
+      </w:r>
+      <w:r>
+        <w:rPr>
+          <w:rFonts w:ascii="Times New Roman" w:eastAsia="標楷體" w:hAnsi="Times New Roman" w:hint="eastAsia"/>
+          <w:sz w:val="28"/>
+          <w:szCs w:val="28"/>
+        </w:rPr>
+        <w:t>的</w:t>
+      </w:r>
+      <w:r>
+        <w:rPr>
+          <w:rFonts w:ascii="Times New Roman" w:eastAsia="標楷體" w:hAnsi="Times New Roman" w:hint="eastAsia"/>
+          <w:sz w:val="28"/>
+          <w:szCs w:val="28"/>
+        </w:rPr>
+        <w:t>提醒，</w:t>
+      </w:r>
+      <w:r>
+        <w:rPr>
+          <w:rFonts w:ascii="Times New Roman" w:eastAsia="標楷體" w:hAnsi="Times New Roman"/>
+          <w:sz w:val="28"/>
+          <w:szCs w:val="28"/>
+        </w:rPr>
+        <w:t>降低因資訊不足而產生的不安全感</w:t>
+      </w:r>
+      <w:r>
+        <w:rPr>
+          <w:rFonts w:ascii="Times New Roman" w:eastAsia="標楷體" w:hAnsi="Times New Roman" w:hint="eastAsia"/>
+          <w:sz w:val="28"/>
+          <w:szCs w:val="28"/>
+        </w:rPr>
+        <w:t>。</w:t>
       </w:r>
     </w:p>
     <w:p>
@@ -880,7 +978,6 @@
           <w:sz w:val="28"/>
           <w:szCs w:val="28"/>
         </w:rPr>
-        <w:lastRenderedPageBreak/>
         <w:t>活動（周歲、抓周儀式），並結合雲端相簿功能，依月份或年度進行回顧，留存珍貴回憶。</w:t>
       </w:r>
     </w:p>
@@ -949,7 +1046,7 @@
           <w:sz w:val="28"/>
           <w:szCs w:val="28"/>
         </w:rPr>
-        <w:t>自身日記與嬰幼兒</w:t>
+        <w:t>日記與嬰幼兒</w:t>
       </w:r>
       <w:r>
         <w:rPr>
@@ -1124,23 +1221,7 @@
           <w:sz w:val="28"/>
           <w:szCs w:val="28"/>
         </w:rPr>
-        <w:t>「共同紀錄，一起成長」</w:t>
-      </w:r>
-      <w:r>
-        <w:rPr>
-          <w:rFonts w:ascii="Times New Roman" w:eastAsia="標楷體" w:hAnsi="Times New Roman"/>
-          <w:sz w:val="28"/>
-          <w:szCs w:val="28"/>
-        </w:rPr>
-        <w:t xml:space="preserve"> </w:t>
-      </w:r>
-      <w:r>
-        <w:rPr>
-          <w:rFonts w:ascii="Times New Roman" w:eastAsia="標楷體" w:hAnsi="Times New Roman"/>
-          <w:sz w:val="28"/>
-          <w:szCs w:val="28"/>
-        </w:rPr>
-        <w:t>的核心理念，並打造兼具陪伴、共享與共同成長理念的數位孕期與育兒紀錄平台。</w:t>
+        <w:t>「共同紀錄，一起成長」的核心理念，並打造兼具陪伴、共享與共同成長理念的數位孕期與育兒紀錄平台。</w:t>
       </w:r>
     </w:p>
     <w:p>
@@ -1188,7 +1269,24 @@
           <w:sz w:val="28"/>
           <w:szCs w:val="28"/>
         </w:rPr>
-        <w:t>本平台旨在解決現懷孕紀錄</w:t>
+        <w:lastRenderedPageBreak/>
+        <w:t>本平台旨在解決現</w:t>
+      </w:r>
+      <w:r>
+        <w:rPr>
+          <w:rFonts w:ascii="Times New Roman" w:eastAsia="標楷體" w:hAnsi="Times New Roman"/>
+          <w:sz w:val="28"/>
+          <w:szCs w:val="28"/>
+        </w:rPr>
+        <w:t>有</w:t>
+      </w:r>
+      <w:r>
+        <w:rPr>
+          <w:rFonts w:ascii="Times New Roman" w:eastAsia="標楷體" w:hAnsi="Times New Roman" w:hint="eastAsia"/>
+          <w:sz w:val="28"/>
+          <w:szCs w:val="28"/>
+        </w:rPr>
+        <w:t>懷孕紀錄</w:t>
       </w:r>
       <w:r>
         <w:rPr>
@@ -1278,19 +1376,6 @@
         </w:rPr>
         <w:t>本系統除提升紀錄效率與資訊整合能力外，也提供專業衛教知識、健康管理及成長回顧等功能，期望成為陪伴家庭孕期與育兒歷程的重要數位工具。</w:t>
       </w:r>
-    </w:p>
-    <w:p>
-      <w:pPr>
-        <w:tabs>
-          <w:tab w:val="num" w:pos="720"/>
-        </w:tabs>
-        <w:jc w:val="both"/>
-        <w:rPr>
-          <w:rFonts w:ascii="Times New Roman" w:eastAsia="標楷體" w:hAnsi="Times New Roman"/>
-          <w:sz w:val="28"/>
-          <w:szCs w:val="28"/>
-        </w:rPr>
-      </w:pPr>
     </w:p>
     <w:p>
       <w:pPr>
@@ -1337,20 +1422,6 @@
         </w:rPr>
         <w:t xml:space="preserve"> </w:t>
       </w:r>
-    </w:p>
-    <w:p>
-      <w:pPr>
-        <w:tabs>
-          <w:tab w:val="num" w:pos="720"/>
-        </w:tabs>
-        <w:ind w:firstLineChars="200" w:firstLine="560"/>
-        <w:jc w:val="both"/>
-        <w:rPr>
-          <w:rFonts w:ascii="Times New Roman" w:eastAsia="標楷體" w:hAnsi="Times New Roman"/>
-          <w:sz w:val="28"/>
-          <w:szCs w:val="28"/>
-        </w:rPr>
-      </w:pPr>
     </w:p>
     <w:p>
       <w:pPr>
@@ -1481,7 +1552,16 @@
           <w:sz w:val="28"/>
           <w:szCs w:val="28"/>
         </w:rPr>
-        <w:t>目前許多育兒知識來源較為零散，部分資訊甚至缺乏科學依據，容易使新手父母接收到錯誤觀念或不實資訊，造成育兒上的困惑與決策困難。本系統透過</w:t>
+        <w:t>目前許多育兒知識來源較為零散，部分資訊甚至缺乏科學依據，容易使新手父母接收到錯誤觀念或不實資訊，造成育兒上的困惑</w:t>
+      </w:r>
+      <w:r>
+        <w:rPr>
+          <w:rFonts w:ascii="Times New Roman" w:eastAsia="標楷體" w:hAnsi="Times New Roman"/>
+          <w:sz w:val="28"/>
+          <w:szCs w:val="28"/>
+        </w:rPr>
+        <w:lastRenderedPageBreak/>
+        <w:t>與決策困難。本系統透過</w:t>
       </w:r>
       <w:r>
         <w:rPr>
@@ -1563,16 +1643,7 @@
           <w:sz w:val="28"/>
           <w:szCs w:val="28"/>
         </w:rPr>
-        <w:t>傳統社會觀念普遍將育兒責任視為母親的工作，使女性在孕產與育兒歷程中承擔較大的照顧壓力。本系統設計協助者功能，支援多帳號共同使用機制，讓伴侶及其他家庭成員能共同參與孕期照</w:t>
-      </w:r>
-      <w:r>
-        <w:rPr>
-          <w:rFonts w:ascii="Times New Roman" w:eastAsia="標楷體" w:hAnsi="Times New Roman"/>
-          <w:sz w:val="28"/>
-          <w:szCs w:val="28"/>
-        </w:rPr>
-        <w:lastRenderedPageBreak/>
-        <w:t>護、嬰幼兒紀錄及育兒管理，透過資訊共享與共同參與，促進家庭照護責任的公平分擔，落實性別平等的理念。</w:t>
+        <w:t>傳統社會觀念普遍將育兒責任視為母親的工作，使女性在孕產與育兒歷程中承擔較大的照顧壓力。本系統設計協助者功能，支援多帳號共同使用機制，讓伴侶及其他家庭成員能共同參與孕期照護、嬰幼兒紀錄及育兒管理，透過資訊共享與共同參與，促進家庭照護責任的公平分擔，落實性別平等的理念。</w:t>
       </w:r>
     </w:p>
     <w:p/>
@@ -1584,6 +1655,56 @@
     </w:sectPr>
   </w:body>
 </w:document>
+</file>
+
+<file path=word/endnotes.xml><?xml version="1.0" encoding="utf-8"?>
+<w:endnotes xmlns:wpc="http://schemas.microsoft.com/office/word/2010/wordprocessingCanvas" xmlns:cx="http://schemas.microsoft.com/office/drawing/2014/chartex" xmlns:cx1="http://schemas.microsoft.com/office/drawing/2015/9/8/chartex" xmlns:cx2="http://schemas.microsoft.com/office/drawing/2015/10/21/chartex" xmlns:cx3="http://schemas.microsoft.com/office/drawing/2016/5/9/chartex" xmlns:cx4="http://schemas.microsoft.com/office/drawing/2016/5/10/chartex" xmlns:cx5="http://schemas.microsoft.com/office/drawing/2016/5/11/chartex" xmlns:cx6="http://schemas.microsoft.com/office/drawing/2016/5/12/chartex" xmlns:cx7="http://schemas.microsoft.com/office/drawing/2016/5/13/chartex" xmlns:cx8="http://schemas.microsoft.com/office/drawing/2016/5/14/chartex" xmlns:mc="http://schemas.openxmlformats.org/markup-compatibility/2006" xmlns:aink="http://schemas.microsoft.com/office/drawing/2016/ink" xmlns:am3d="http://schemas.microsoft.com/office/drawing/2017/model3d" xmlns:o="urn:schemas-microsoft-com:office:office" xmlns:oel="http://schemas.microsoft.com/office/2019/extlst" xmlns:r="http://schemas.openxmlformats.org/officeDocument/2006/relationships" xmlns:m="http://schemas.openxmlformats.org/officeDocument/2006/math" xmlns:v="urn:schemas-microsoft-com:vml" xmlns:wp14="http://schemas.microsoft.com/office/word/2010/wordprocessingDrawing" xmlns:wp="http://schemas.openxmlformats.org/drawingml/2006/wordprocessingDrawing" xmlns:w10="urn:schemas-microsoft-com:office:word" xmlns:w="http://schemas.openxmlformats.org/wordprocessingml/2006/main" xmlns:w14="http://schemas.microsoft.com/office/word/2010/wordml" xmlns:w15="http://schemas.microsoft.com/office/word/2012/wordml" xmlns:w16cex="http://schemas.microsoft.com/office/word/2018/wordml/cex" xmlns:w16cid="http://schemas.microsoft.com/office/word/2016/wordml/cid" xmlns:w16="http://schemas.microsoft.com/office/word/2018/wordml" xmlns:w16du="http://schemas.microsoft.com/office/word/2023/wordml/word16du" xmlns:w16sdtdh="http://schemas.microsoft.com/office/word/2020/wordml/sdtdatahash" xmlns:w16sdtfl="http://schemas.microsoft.com/office/word/2024/wordml/sdtformatlock" xmlns:w16se="http://schemas.microsoft.com/office/word/2015/wordml/symex" xmlns:wpg="http://schemas.microsoft.com/office/word/2010/wordprocessingGroup" xmlns:wpi="http://schemas.microsoft.com/office/word/2010/wordprocessingInk" xmlns:wne="http://schemas.microsoft.com/office/word/2006/wordml" xmlns:wps="http://schemas.microsoft.com/office/word/2010/wordprocessingShape" mc:Ignorable="w14 w15 w16se w16cid w16 w16cex w16sdtdh w16sdtfl w16du wp14">
+  <w:endnote w:type="separator" w:id="-1">
+    <w:p>
+      <w:pPr>
+        <w:spacing w:after="0" w:line="240" w:lineRule="auto"/>
+      </w:pPr>
+      <w:r>
+        <w:separator/>
+      </w:r>
+    </w:p>
+  </w:endnote>
+  <w:endnote w:type="continuationSeparator" w:id="0">
+    <w:p>
+      <w:pPr>
+        <w:spacing w:after="0" w:line="240" w:lineRule="auto"/>
+      </w:pPr>
+      <w:r>
+        <w:continuationSeparator/>
+      </w:r>
+    </w:p>
+  </w:endnote>
+</w:endnotes>
+</file>
+
+<file path=word/footnotes.xml><?xml version="1.0" encoding="utf-8"?>
+<w:footnotes xmlns:wpc="http://schemas.microsoft.com/office/word/2010/wordprocessingCanvas" xmlns:cx="http://schemas.microsoft.com/office/drawing/2014/chartex" xmlns:cx1="http://schemas.microsoft.com/office/drawing/2015/9/8/chartex" xmlns:cx2="http://schemas.microsoft.com/office/drawing/2015/10/21/chartex" xmlns:cx3="http://schemas.microsoft.com/office/drawing/2016/5/9/chartex" xmlns:cx4="http://schemas.microsoft.com/office/drawing/2016/5/10/chartex" xmlns:cx5="http://schemas.microsoft.com/office/drawing/2016/5/11/chartex" xmlns:cx6="http://schemas.microsoft.com/office/drawing/2016/5/12/chartex" xmlns:cx7="http://schemas.microsoft.com/office/drawing/2016/5/13/chartex" xmlns:cx8="http://schemas.microsoft.com/office/drawing/2016/5/14/chartex" xmlns:mc="http://schemas.openxmlformats.org/markup-compatibility/2006" xmlns:aink="http://schemas.microsoft.com/office/drawing/2016/ink" xmlns:am3d="http://schemas.microsoft.com/office/drawing/2017/model3d" xmlns:o="urn:schemas-microsoft-com:office:office" xmlns:oel="http://schemas.microsoft.com/office/2019/extlst" xmlns:r="http://schemas.openxmlformats.org/officeDocument/2006/relationships" xmlns:m="http://schemas.openxmlformats.org/officeDocument/2006/math" xmlns:v="urn:schemas-microsoft-com:vml" xmlns:wp14="http://schemas.microsoft.com/office/word/2010/wordprocessingDrawing" xmlns:wp="http://schemas.openxmlformats.org/drawingml/2006/wordprocessingDrawing" xmlns:w10="urn:schemas-microsoft-com:office:word" xmlns:w="http://schemas.openxmlformats.org/wordprocessingml/2006/main" xmlns:w14="http://schemas.microsoft.com/office/word/2010/wordml" xmlns:w15="http://schemas.microsoft.com/office/word/2012/wordml" xmlns:w16cex="http://schemas.microsoft.com/office/word/2018/wordml/cex" xmlns:w16cid="http://schemas.microsoft.com/office/word/2016/wordml/cid" xmlns:w16="http://schemas.microsoft.com/office/word/2018/wordml" xmlns:w16du="http://schemas.microsoft.com/office/word/2023/wordml/word16du" xmlns:w16sdtdh="http://schemas.microsoft.com/office/word/2020/wordml/sdtdatahash" xmlns:w16sdtfl="http://schemas.microsoft.com/office/word/2024/wordml/sdtformatlock" xmlns:w16se="http://schemas.microsoft.com/office/word/2015/wordml/symex" xmlns:wpg="http://schemas.microsoft.com/office/word/2010/wordprocessingGroup" xmlns:wpi="http://schemas.microsoft.com/office/word/2010/wordprocessingInk" xmlns:wne="http://schemas.microsoft.com/office/word/2006/wordml" xmlns:wps="http://schemas.microsoft.com/office/word/2010/wordprocessingShape" mc:Ignorable="w14 w15 w16se w16cid w16 w16cex w16sdtdh w16sdtfl w16du wp14">
+  <w:footnote w:type="separator" w:id="-1">
+    <w:p>
+      <w:pPr>
+        <w:spacing w:after="0" w:line="240" w:lineRule="auto"/>
+      </w:pPr>
+      <w:r>
+        <w:separator/>
+      </w:r>
+    </w:p>
+  </w:footnote>
+  <w:footnote w:type="continuationSeparator" w:id="0">
+    <w:p>
+      <w:pPr>
+        <w:spacing w:after="0" w:line="240" w:lineRule="auto"/>
+      </w:pPr>
+      <w:r>
+        <w:continuationSeparator/>
+      </w:r>
+    </w:p>
+  </w:footnote>
+</w:footnotes>
 </file>
 
 <file path=word/numbering.xml><?xml version="1.0" encoding="utf-8"?>
@@ -2404,7 +2525,6 @@
   <w:style w:type="character" w:default="1" w:styleId="a0">
     <w:name w:val="Default Paragraph Font"/>
     <w:uiPriority w:val="1"/>
-    <w:semiHidden/>
     <w:unhideWhenUsed/>
   </w:style>
   <w:style w:type="table" w:default="1" w:styleId="a1">
@@ -2733,6 +2853,66 @@
       <w:sz w:val="20"/>
       <w:szCs w:val="20"/>
       <w14:ligatures w14:val="none"/>
+    </w:rPr>
+  </w:style>
+  <w:style w:type="paragraph" w:styleId="af">
+    <w:name w:val="header"/>
+    <w:basedOn w:val="a"/>
+    <w:link w:val="af0"/>
+    <w:uiPriority w:val="99"/>
+    <w:unhideWhenUsed/>
+    <w:rsid w:val="00C97DB9"/>
+    <w:pPr>
+      <w:tabs>
+        <w:tab w:val="center" w:pos="4153"/>
+        <w:tab w:val="right" w:pos="8306"/>
+      </w:tabs>
+      <w:snapToGrid w:val="0"/>
+    </w:pPr>
+    <w:rPr>
+      <w:sz w:val="20"/>
+      <w:szCs w:val="20"/>
+    </w:rPr>
+  </w:style>
+  <w:style w:type="character" w:customStyle="1" w:styleId="af0">
+    <w:name w:val="頁首 字元"/>
+    <w:basedOn w:val="a0"/>
+    <w:link w:val="af"/>
+    <w:uiPriority w:val="99"/>
+    <w:rsid w:val="00C97DB9"/>
+    <w:rPr>
+      <w:sz w:val="20"/>
+      <w:szCs w:val="20"/>
+    </w:rPr>
+  </w:style>
+  <w:style w:type="paragraph" w:styleId="af1">
+    <w:name w:val="footer"/>
+    <w:basedOn w:val="a"/>
+    <w:link w:val="af2"/>
+    <w:uiPriority w:val="99"/>
+    <w:unhideWhenUsed/>
+    <w:rsid w:val="00C97DB9"/>
+    <w:pPr>
+      <w:tabs>
+        <w:tab w:val="center" w:pos="4153"/>
+        <w:tab w:val="right" w:pos="8306"/>
+      </w:tabs>
+      <w:snapToGrid w:val="0"/>
+    </w:pPr>
+    <w:rPr>
+      <w:sz w:val="20"/>
+      <w:szCs w:val="20"/>
+    </w:rPr>
+  </w:style>
+  <w:style w:type="character" w:customStyle="1" w:styleId="af2">
+    <w:name w:val="頁尾 字元"/>
+    <w:basedOn w:val="a0"/>
+    <w:link w:val="af1"/>
+    <w:uiPriority w:val="99"/>
+    <w:rsid w:val="00C97DB9"/>
+    <w:rPr>
+      <w:sz w:val="20"/>
+      <w:szCs w:val="20"/>
     </w:rPr>
   </w:style>
 </w:styles>
